--- a/paper/manuscript_anonymous_tracked.docx
+++ b/paper/manuscript_anonymous_tracked.docx
@@ -157,7 +157,7 @@
         <w:rPr>
           <w:highlight w:val="yellow"/>
         </w:rPr>
-        <w:t xml:space="preserve">A dispersion index predicts held-out instability (ROC-AUC 0.94) but is ordinally equivalent to counting dissenting elicitations, so it is reported descriptively.</w:t>
+        <w:t xml:space="preserve">At the binary IG/HY gate, a dispersion index predicts held-out instability (ROC-AUC 0.94) but is ordinally equivalent to dissent count, so it is reported descriptively.</w:t>
       </w:r>
     </w:p>
     <w:bookmarkEnd w:id="9"/>
@@ -596,31 +596,7 @@
         <w:rPr>
           <w:highlight w:val="yellow"/>
         </w:rPr>
-        <w:t xml:space="preserve">A specification-instability</w:t>
-      </w:r>
-      <w:r>
-        <w:rPr>
-          <w:highlight w:val="yellow"/>
-        </w:rPr>
-        <w:t xml:space="preserve"> </w:t>
-      </w:r>
-      <w:r>
-        <w:rPr>
-          <w:highlight w:val="yellow"/>
-        </w:rPr>
-        <w:t xml:space="preserve">dispersion index predicts held-out IG/HY instability (ROC-AUC 0.94) but is ordinally equivalent to</w:t>
-      </w:r>
-      <w:r>
-        <w:rPr>
-          <w:highlight w:val="yellow"/>
-        </w:rPr>
-        <w:t xml:space="preserve"> </w:t>
-      </w:r>
-      <w:r>
-        <w:rPr>
-          <w:highlight w:val="yellow"/>
-        </w:rPr>
-        <w:t xml:space="preserve">dissent count and offers no incremental discrimination. We treat</w:t>
+        <w:t xml:space="preserve">A specification-instability dispersion index predicts held-out IG/HY instability (ROC-AUC 0.94) but, at this binary resolution, is ordinally equivalent to dissent count and offers no incremental discrimination. We treat</w:t>
       </w:r>
       <w:r>
         <w:t xml:space="preserve"> </w:t>
@@ -1144,7 +1120,7 @@
         <w:rPr>
           <w:highlight w:val="yellow"/>
         </w:rPr>
-        <w:t xml:space="preserve">item families of 45 profiles each. This paper analyses the 45 credit-health profiles, giving the</w:t>
+        <w:t xml:space="preserve">item families of 45 profiles each. This paper analyses the 45 credit-health profiles, yielding</w:t>
       </w:r>
       <w:r>
         <w:t xml:space="preserve"> </w:t>
@@ -1223,19 +1199,7 @@
         <w:rPr>
           <w:highlight w:val="yellow"/>
         </w:rPr>
-        <w:t xml:space="preserve">returned</w:t>
-      </w:r>
-      <w:r>
-        <w:rPr>
-          <w:highlight w:val="yellow"/>
-        </w:rPr>
-        <w:t xml:space="preserve"> </w:t>
-      </w:r>
-      <w:r>
-        <w:rPr>
-          <w:highlight w:val="yellow"/>
-        </w:rPr>
-        <w:t xml:space="preserve">substantive content and are analysed</w:t>
+        <w:t xml:space="preserve">returned substantive content and were included in the analysis</w:t>
       </w:r>
       <w:r>
         <w:t xml:space="preserve"> </w:t>
@@ -1247,19 +1211,7 @@
         <w:rPr>
           <w:highlight w:val="yellow"/>
         </w:rPr>
-        <w:t xml:space="preserve">), reported in the abstract and throughout</w:t>
-      </w:r>
-      <w:r>
-        <w:t xml:space="preserve"> </w:t>
-      </w:r>
-      <w:r>
-        <w:t xml:space="preserve">Section 3</w:t>
-      </w:r>
-      <w:r>
-        <w:rPr>
-          <w:highlight w:val="yellow"/>
-        </w:rPr>
-        <w:t xml:space="preserve">. The 45 directional items are collected under the identical grid and</w:t>
+        <w:t xml:space="preserve">). The 45 directional items are collected under the identical grid and</w:t>
       </w:r>
       <w:r>
         <w:rPr>
@@ -2833,7 +2785,25 @@
         <w:t xml:space="preserve"> </w:t>
       </w:r>
       <w:r>
-        <w:t xml:space="preserve">The apparent explained variance is dependent on the modeling choice, but is low for all three</w:t>
+        <w:t xml:space="preserve">The apparent explained variance</w:t>
+      </w:r>
+      <w:r>
+        <w:t xml:space="preserve"> </w:t>
+      </w:r>
+      <w:r>
+        <w:rPr>
+          <w:strike/>
+        </w:rPr>
+        <w:t xml:space="preserve">is dependent on the modeling choice, but is low for all three</w:t>
+      </w:r>
+      <w:r>
+        <w:t xml:space="preserve"> </w:t>
+      </w:r>
+      <w:r>
+        <w:rPr>
+          <w:highlight w:val="yellow"/>
+        </w:rPr>
+        <w:t xml:space="preserve">depends on the modeling choice but remains low across all three specifications</w:t>
       </w:r>
       <w:r>
         <w:t xml:space="preserve"> </w:t>
@@ -2887,55 +2857,85 @@
         <w:t xml:space="preserve">), and the in-sample gain from interactions does not fully generalize out</w:t>
       </w:r>
       <w:r>
-        <w:t xml:space="preserve"> </w:t>
-      </w:r>
-      <w:r>
+        <w:rPr>
+          <w:strike/>
+        </w:rPr>
         <w:t xml:space="preserve">of sample, confirming that individual-axis attribution is not identified and that the decomposition should</w:t>
       </w:r>
       <w:r>
-        <w:t xml:space="preserve"> </w:t>
-      </w:r>
-      <w:r>
+        <w:rPr>
+          <w:strike/>
+        </w:rPr>
+        <w:t xml:space="preserve"> </w:t>
+      </w:r>
+      <w:r>
+        <w:rPr>
+          <w:strike/>
+        </w:rPr>
         <w:t xml:space="preserve">be read in a descriptive way.</w:t>
+      </w:r>
+      <w:r>
+        <w:t xml:space="preserve"> </w:t>
+      </w:r>
+      <w:r>
+        <w:rPr>
+          <w:strike/>
+        </w:rPr>
+        <w:t xml:space="preserve">These results indicate that specification sensitivity is not concentrated in a single elicitation choice</w:t>
+      </w:r>
+      <w:r>
+        <w:rPr>
+          <w:strike/>
+        </w:rPr>
+        <w:t xml:space="preserve"> </w:t>
+      </w:r>
+      <w:r>
+        <w:rPr>
+          <w:strike/>
+        </w:rPr>
+        <w:t xml:space="preserve">that could be avoided by simply selecting a preferred prompt, format, or provider. Instead, the observed</w:t>
+      </w:r>
+      <w:r>
+        <w:rPr>
+          <w:strike/>
+        </w:rPr>
+        <w:t xml:space="preserve"> </w:t>
+      </w:r>
+      <w:r>
+        <w:rPr>
+          <w:strike/>
+        </w:rPr>
+        <w:t xml:space="preserve">instability is spread across the elicitation process.</w:t>
+      </w:r>
+      <w:r>
+        <w:t xml:space="preserve"> </w:t>
+      </w:r>
+      <w:r>
+        <w:rPr>
+          <w:highlight w:val="yellow"/>
+        </w:rPr>
+        <w:t xml:space="preserve">of sample. Separately, the aliasing analysis in</w:t>
+      </w:r>
+      <w:r>
+        <w:t xml:space="preserve"> </w:t>
+      </w:r>
+      <w:r>
+        <w:t xml:space="preserve">Section 6.2</w:t>
+      </w:r>
+      <w:r>
+        <w:t xml:space="preserve"> </w:t>
+      </w:r>
+      <w:r>
+        <w:rPr>
+          <w:highlight w:val="yellow"/>
+        </w:rPr>
+        <w:t xml:space="preserve">establishes that individual-axis variance shares are not identified, so the decomposition is interpreted descriptively.</w:t>
       </w:r>
     </w:p>
     <w:p>
       <w:pPr>
         <w:pStyle w:val="BodyText"/>
       </w:pPr>
-      <w:r>
-        <w:rPr>
-          <w:strike/>
-        </w:rPr>
-        <w:t xml:space="preserve">These results indicate that specification sensitivity is not concentrated in a single elicitation choice</w:t>
-      </w:r>
-      <w:r>
-        <w:rPr>
-          <w:strike/>
-        </w:rPr>
-        <w:t xml:space="preserve"> </w:t>
-      </w:r>
-      <w:r>
-        <w:rPr>
-          <w:strike/>
-        </w:rPr>
-        <w:t xml:space="preserve">that could be avoided by simply selecting a preferred prompt, format, or provider. Instead, the observed</w:t>
-      </w:r>
-      <w:r>
-        <w:rPr>
-          <w:strike/>
-        </w:rPr>
-        <w:t xml:space="preserve"> </w:t>
-      </w:r>
-      <w:r>
-        <w:rPr>
-          <w:strike/>
-        </w:rPr>
-        <w:t xml:space="preserve">instability is spread across the elicitation process.</w:t>
-      </w:r>
-      <w:r>
-        <w:t xml:space="preserve"> </w:t>
-      </w:r>
       <w:r>
         <w:t xml:space="preserve">The same pattern appears in the specification curve (Fig. 1). The three seeds are</w:t>
       </w:r>
@@ -3489,13 +3489,7 @@
         <w:t xml:space="preserve"> </w:t>
       </w:r>
       <w:r>
-        <w:t xml:space="preserve">specifications (credit-health task, issuer identity removed to isolate the axes). The estimate is changing</w:t>
-      </w:r>
-      <w:r>
-        <w:t xml:space="preserve"> </w:t>
-      </w:r>
-      <w:r>
-        <w:t xml:space="preserve">with the model and remains small throughout. This illustrates that per-axis attribution is not identified under the design.</w:t>
+        <w:t xml:space="preserve">specifications (credit-health task, issuer identity removed to isolate the axes). The joint explanatory share varies across model specifications and remains small throughout. Non-identification of individual-axis effects follows separately from the aliasing analysis in Section 6.2.</w:t>
       </w:r>
     </w:p>
     <w:tbl>
@@ -3503,7 +3497,7 @@
         <w:tblStyle w:val="Table"/>
         <w:tblW w:type="auto" w:w="0"/>
         <w:tblLook w:firstRow="1" w:lastRow="0" w:firstColumn="0" w:lastColumn="0" w:noHBand="0" w:noVBand="0" w:val="0020"/>
-        <w:tblCaption w:val="[Revised in revision 2] Variance in the machine letter rating explained by the elicitation axes under different model specifications (credit-health task, issuer identity removed to isolate the axes). The estimate is changing with the model and remains small throughout. This illustrates that per-axis attribution is not identified under the design."/>
+        <w:tblCaption w:val="[Revised in revision 2] Variance in the machine letter rating explained by the elicitation axes under different model specifications (credit-health task, issuer identity removed to isolate the axes). The joint explanatory share varies across model specifications and remains small throughout. Non-identification of individual-axis effects follows separately from the aliasing analysis in Section 6.2."/>
       </w:tblPr>
       <w:tblGrid>
         <w:gridCol w:w="3960"/>
@@ -4185,19 +4179,43 @@
         <w:t xml:space="preserve"> </w:t>
       </w:r>
       <w:r>
-        <w:t xml:space="preserve">express a stable broader assessment. We therefore assess cross-specification agreement as we move from</w:t>
-      </w:r>
-      <w:r>
-        <w:t xml:space="preserve"> </w:t>
-      </w:r>
-      <w:r>
-        <w:t xml:space="preserve">the full 21-grade letter-rating scale to notch categories, three broad credit bands, and the binary</w:t>
-      </w:r>
-      <w:r>
-        <w:t xml:space="preserve"> </w:t>
-      </w:r>
-      <w:r>
-        <w:t xml:space="preserve">investment-grade/high-yield distinction (the deterministic mappings are given in Table 11).</w:t>
+        <w:t xml:space="preserve">express a stable broader assessment. We therefore assess</w:t>
+      </w:r>
+      <w:r>
+        <w:t xml:space="preserve"> </w:t>
+      </w:r>
+      <w:r>
+        <w:rPr>
+          <w:strike/>
+        </w:rPr>
+        <w:t xml:space="preserve">cross-specification agreement as we move from</w:t>
+      </w:r>
+      <w:r>
+        <w:rPr>
+          <w:strike/>
+        </w:rPr>
+        <w:t xml:space="preserve"> </w:t>
+      </w:r>
+      <w:r>
+        <w:rPr>
+          <w:strike/>
+        </w:rPr>
+        <w:t xml:space="preserve">the full 21-grade letter-rating scale to</w:t>
+      </w:r>
+      <w:r>
+        <w:t xml:space="preserve"> </w:t>
+      </w:r>
+      <w:r>
+        <w:rPr>
+          <w:highlight w:val="yellow"/>
+        </w:rPr>
+        <w:t xml:space="preserve">agreement at four rating resolutions: the full 21-grade letter-rating scale,</w:t>
+      </w:r>
+      <w:r>
+        <w:t xml:space="preserve"> </w:t>
+      </w:r>
+      <w:r>
+        <w:t xml:space="preserve">notch categories, three broad credit bands, and the binary investment-grade/high-yield distinction (the deterministic mappings are given in Table 11).</w:t>
       </w:r>
     </w:p>
     <w:p>
@@ -4205,7 +4223,25 @@
         <w:pStyle w:val="BodyText"/>
       </w:pPr>
       <w:r>
-        <w:t xml:space="preserve">Agreement improves as the scale is coarsened but does not become fully stable. Raw cross-specification</w:t>
+        <w:t xml:space="preserve">Agreement improves as the scale is coarsened but does not become fully stable. Raw</w:t>
+      </w:r>
+      <w:r>
+        <w:t xml:space="preserve"> </w:t>
+      </w:r>
+      <w:r>
+        <w:rPr>
+          <w:strike/>
+        </w:rPr>
+        <w:t xml:space="preserve">cross-specification</w:t>
+      </w:r>
+      <w:r>
+        <w:t xml:space="preserve"> </w:t>
+      </w:r>
+      <w:r>
+        <w:rPr>
+          <w:highlight w:val="yellow"/>
+        </w:rPr>
+        <w:t xml:space="preserve">matched-pair</w:t>
       </w:r>
       <w:r>
         <w:t xml:space="preserve"> </w:t>
@@ -11314,7 +11350,7 @@
     <w:bookmarkEnd w:id="51"/>
     <w:bookmarkEnd w:id="52"/>
     <w:bookmarkEnd w:id="53"/>
-    <w:bookmarkStart w:id="65" w:name="sec:sis"/>
+    <w:bookmarkStart w:id="68" w:name="sec:sis"/>
     <w:p>
       <w:pPr>
         <w:pStyle w:val="Heading1"/>
@@ -12116,7 +12152,7 @@
         <w:rPr>
           <w:highlight w:val="yellow"/>
         </w:rPr>
-        <w:t xml:space="preserve">index, and</w:t>
+        <w:t xml:space="preserve">index.</w:t>
       </w:r>
       <w:r>
         <w:t xml:space="preserve"> </w:t>
@@ -12131,19 +12167,7 @@
         <w:rPr>
           <w:highlight w:val="yellow"/>
         </w:rPr>
-        <w:t xml:space="preserve">shows it is</w:t>
-      </w:r>
-      <w:r>
-        <w:rPr>
-          <w:highlight w:val="yellow"/>
-        </w:rPr>
-        <w:t xml:space="preserve"> </w:t>
-      </w:r>
-      <w:r>
-        <w:rPr>
-          <w:highlight w:val="yellow"/>
-        </w:rPr>
-        <w:t xml:space="preserve">ordinally equivalent to counting dissents at the resolutions tested. What the section offers is the</w:t>
+        <w:t xml:space="preserve">shows that the index is ordinally equivalent to counting dissents at the binary IG/HY gate and provides no incremental discrimination at the three-band resolution in the present analyses, despite the measures not being exactly rank-equivalent. What the section offers is the</w:t>
       </w:r>
       <w:r>
         <w:rPr>
@@ -13898,19 +13922,7 @@
         <w:rPr>
           <w:highlight w:val="yellow"/>
         </w:rPr>
-        <w:t xml:space="preserve">shows the index carries no information</w:t>
-      </w:r>
-      <w:r>
-        <w:rPr>
-          <w:highlight w:val="yellow"/>
-        </w:rPr>
-        <w:t xml:space="preserve"> </w:t>
-      </w:r>
-      <w:r>
-        <w:rPr>
-          <w:highlight w:val="yellow"/>
-        </w:rPr>
-        <w:t xml:space="preserve">beyond</w:t>
+        <w:t xml:space="preserve">shows that the index is a monotonic transformation of</w:t>
       </w:r>
       <w:r>
         <w:t xml:space="preserve"> </w:t>
@@ -13927,7 +13939,24 @@
         <w:rPr>
           <w:highlight w:val="yellow"/>
         </w:rPr>
-        <w:t xml:space="preserve">at these resolutions. The rule is</w:t>
+        <w:t xml:space="preserve">at the binary IG/HY gate and provides no incremental discrimination over</w:t>
+      </w:r>
+      <w:r>
+        <w:t xml:space="preserve"> </w:t>
+      </w:r>
+      <m:oMath>
+        <m:r>
+          <m:t>d</m:t>
+        </m:r>
+      </m:oMath>
+      <w:r>
+        <w:t xml:space="preserve"> </w:t>
+      </w:r>
+      <w:r>
+        <w:rPr>
+          <w:highlight w:val="yellow"/>
+        </w:rPr>
+        <w:t xml:space="preserve">at the three-band resolution in the evaluated analyses. The rule is</w:t>
       </w:r>
       <w:r>
         <w:t xml:space="preserve"> </w:t>
@@ -14110,19 +14139,7 @@
         <w:rPr>
           <w:highlight w:val="yellow"/>
         </w:rPr>
-        <w:t xml:space="preserve">and we keep it only as a benchmark, because it is not the best choice once review is costly. On the</w:t>
-      </w:r>
-      <w:r>
-        <w:rPr>
-          <w:highlight w:val="yellow"/>
-        </w:rPr>
-        <w:t xml:space="preserve"> </w:t>
-      </w:r>
-      <w:r>
-        <w:rPr>
-          <w:highlight w:val="yellow"/>
-        </w:rPr>
-        <w:t xml:space="preserve">held-out split</w:t>
+        <w:t xml:space="preserve">and we keep it only as a benchmark, because it is not the best choice once review is costly. On the held-out split,</w:t>
       </w:r>
       <w:r>
         <w:t xml:space="preserve"> </w:t>
@@ -14246,7 +14263,39 @@
         <w:rPr>
           <w:highlight w:val="yellow"/>
         </w:rPr>
-        <w:t xml:space="preserve">at precision 1.000 and recall 0.882, and the net benefit of</w:t>
+        <w:t xml:space="preserve">at precision 1.000 and recall 0.882. At</w:t>
+      </w:r>
+      <w:r>
+        <w:t xml:space="preserve"> </w:t>
+      </w:r>
+      <m:oMath>
+        <m:sSub>
+          <m:e>
+            <m:r>
+              <m:t>p</m:t>
+            </m:r>
+          </m:e>
+          <m:sub>
+            <m:r>
+              <m:t>t</m:t>
+            </m:r>
+          </m:sub>
+        </m:sSub>
+        <m:r>
+          <m:rPr>
+            <m:sty m:val="p"/>
+          </m:rPr>
+          <m:t>=</m:t>
+        </m:r>
+        <m:r>
+          <m:t>0.60</m:t>
+        </m:r>
+      </m:oMath>
+      <w:r>
+        <w:rPr>
+          <w:highlight w:val="yellow"/>
+        </w:rPr>
+        <w:t xml:space="preserve">, the net benefit is 0.6667 for</w:t>
       </w:r>
       <w:r>
         <w:t xml:space="preserve"> </w:t>
@@ -14290,25 +14339,10 @@
         </m:r>
       </m:oMath>
       <w:r>
-        <w:t xml:space="preserve"> </w:t>
-      </w:r>
-      <w:r>
-        <w:rPr>
-          <w:highlight w:val="yellow"/>
-        </w:rPr>
-        <w:t xml:space="preserve">is 0.6667, flat in the</w:t>
-      </w:r>
-      <w:r>
-        <w:rPr>
-          <w:highlight w:val="yellow"/>
-        </w:rPr>
-        <w:t xml:space="preserve"> </w:t>
-      </w:r>
-      <w:r>
-        <w:rPr>
-          <w:highlight w:val="yellow"/>
-        </w:rPr>
-        <w:t xml:space="preserve">threshold probability, against 0.5000 for</w:t>
+        <w:rPr>
+          <w:highlight w:val="yellow"/>
+        </w:rPr>
+        <w:t xml:space="preserve">, compared with 0.5000 for</w:t>
       </w:r>
       <w:r>
         <w:t xml:space="preserve"> </w:t>
@@ -14355,10 +14389,13 @@
         <w:t xml:space="preserve"> </w:t>
       </w:r>
       <w:r>
-        <w:rPr>
-          <w:highlight w:val="yellow"/>
-        </w:rPr>
-        <w:t xml:space="preserve">at</w:t>
+        <w:t xml:space="preserve">(Table 9</w:t>
+      </w:r>
+      <w:r>
+        <w:rPr>
+          <w:highlight w:val="yellow"/>
+        </w:rPr>
+        <w:t xml:space="preserve">). The net benefit of</w:t>
       </w:r>
       <w:r>
         <w:t xml:space="preserve"> </w:t>
@@ -14367,12 +14404,27 @@
         <m:sSub>
           <m:e>
             <m:r>
-              <m:t>p</m:t>
+              <m:t>c</m:t>
             </m:r>
           </m:e>
           <m:sub>
             <m:r>
-              <m:t>t</m:t>
+              <m:rPr>
+                <m:sty m:val="p"/>
+              </m:rPr>
+              <m:t>r</m:t>
+            </m:r>
+            <m:r>
+              <m:rPr>
+                <m:sty m:val="p"/>
+              </m:rPr>
+              <m:t>e</m:t>
+            </m:r>
+            <m:r>
+              <m:rPr>
+                <m:sty m:val="p"/>
+              </m:rPr>
+              <m:t>f</m:t>
             </m:r>
           </m:sub>
         </m:sSub>
@@ -14383,20 +14435,17 @@
           <m:t>=</m:t>
         </m:r>
         <m:r>
-          <m:t>0.60</m:t>
-        </m:r>
-      </m:oMath>
-      <w:r>
-        <w:t xml:space="preserve"> </w:t>
-      </w:r>
-      <w:r>
-        <w:t xml:space="preserve">(Table 9</w:t>
-      </w:r>
-      <w:r>
-        <w:rPr>
-          <w:highlight w:val="yellow"/>
-        </w:rPr>
-        <w:t xml:space="preserve">). These are</w:t>
+          <m:t>3</m:t>
+        </m:r>
+      </m:oMath>
+      <w:r>
+        <w:t xml:space="preserve"> </w:t>
+      </w:r>
+      <w:r>
+        <w:rPr>
+          <w:highlight w:val="yellow"/>
+        </w:rPr>
+        <w:t xml:space="preserve">is constant across threshold probabilities because this rule produces no false positives in the evaluated sample. These are</w:t>
       </w:r>
       <w:r>
         <w:rPr>
@@ -20238,7 +20287,7 @@
       </w:r>
     </w:p>
     <w:bookmarkEnd w:id="62"/>
-    <w:bookmarkStart w:id="64" w:name="sec:sis-gov"/>
+    <w:bookmarkStart w:id="67" w:name="sec:sis-gov"/>
     <w:p>
       <w:pPr>
         <w:pStyle w:val="Heading2"/>
@@ -20538,16 +20587,54 @@
         <w:t xml:space="preserve">how much of this rating is a property of the firm, and how much of how we asked?</w:t>
       </w:r>
     </w:p>
-    <w:bookmarkStart w:id="63" w:name="fig:governance"/>
-    <w:tbl>
-      <w:tblPr>
-        <w:tblStyle w:val="FigureTable"/>
-        <w:tblW w:type="auto" w:w="0"/>
-        <w:jc w:val="center"/>
-        <w:tblLook w:firstRow="0" w:lastRow="0" w:firstColumn="0" w:lastColumn="0"/>
-      </w:tblPr>
-      <w:tblGrid/>
-    </w:tbl>
+    <w:bookmarkStart w:id="66" w:name="fig:governance"/>
+    <w:p>
+      <w:pPr>
+        <w:pStyle w:val="CaptionedFigure"/>
+      </w:pPr>
+      <w:r>
+        <w:drawing>
+          <wp:inline>
+            <wp:extent cx="5067300" cy="1227098"/>
+            <wp:effectExtent b="0" l="0" r="0" t="0"/>
+            <wp:docPr descr="" title="" id="64" name="Picture"/>
+            <a:graphic>
+              <a:graphicData uri="http://schemas.openxmlformats.org/drawingml/2006/picture">
+                <pic:pic>
+                  <pic:nvPicPr>
+                    <pic:cNvPr descr="fig_governance.png" id="65" name="Picture"/>
+                    <pic:cNvPicPr>
+                      <a:picLocks noChangeArrowheads="1" noChangeAspect="1"/>
+                    </pic:cNvPicPr>
+                  </pic:nvPicPr>
+                  <pic:blipFill>
+                    <a:blip r:embed="rId63"/>
+                    <a:stretch>
+                      <a:fillRect/>
+                    </a:stretch>
+                  </pic:blipFill>
+                  <pic:spPr bwMode="auto">
+                    <a:xfrm>
+                      <a:off x="0" y="0"/>
+                      <a:ext cx="5067300" cy="1227098"/>
+                    </a:xfrm>
+                    <a:prstGeom prst="rect">
+                      <a:avLst/>
+                    </a:prstGeom>
+                    <a:noFill/>
+                    <a:ln w="9525">
+                      <a:noFill/>
+                      <a:headEnd/>
+                      <a:tailEnd/>
+                    </a:ln>
+                  </pic:spPr>
+                </pic:pic>
+              </a:graphicData>
+            </a:graphic>
+          </wp:inline>
+        </w:drawing>
+      </w:r>
+    </w:p>
     <w:p>
       <w:pPr>
         <w:pStyle w:val="ImageCaption"/>
@@ -20625,10 +20712,10 @@
         <w:t xml:space="preserve">cut. Issuers below the dissent threshold pass through.</w:t>
       </w:r>
     </w:p>
-    <w:bookmarkEnd w:id="63"/>
-    <w:bookmarkEnd w:id="64"/>
-    <w:bookmarkEnd w:id="65"/>
-    <w:bookmarkStart w:id="69" w:name="discussion"/>
+    <w:bookmarkEnd w:id="66"/>
+    <w:bookmarkEnd w:id="67"/>
+    <w:bookmarkEnd w:id="68"/>
+    <w:bookmarkStart w:id="72" w:name="discussion"/>
     <w:p>
       <w:pPr>
         <w:pStyle w:val="Heading1"/>
@@ -21193,7 +21280,7 @@
         <w:t xml:space="preserve">sample size does not support quantitative equivalence with the controlled battery.</w:t>
       </w:r>
     </w:p>
-    <w:bookmarkStart w:id="66" w:name="X2bebcfc129584344eb51db502bf03f0d16b8b0d"/>
+    <w:bookmarkStart w:id="69" w:name="X2bebcfc129584344eb51db502bf03f0d16b8b0d"/>
     <w:p>
       <w:pPr>
         <w:pStyle w:val="Heading2"/>
@@ -21374,8 +21461,8 @@
         <w:t xml:space="preserve">associated with reasonable elicitation choices before treating a point rating as a stable model output.</w:t>
       </w:r>
     </w:p>
-    <w:bookmarkEnd w:id="66"/>
-    <w:bookmarkStart w:id="67" w:name="sec:limitations"/>
+    <w:bookmarkEnd w:id="69"/>
+    <w:bookmarkStart w:id="70" w:name="sec:limitations"/>
     <w:p>
       <w:pPr>
         <w:pStyle w:val="Heading2"/>
@@ -22036,8 +22123,8 @@
         <w:t xml:space="preserve">claim.</w:t>
       </w:r>
     </w:p>
-    <w:bookmarkEnd w:id="67"/>
-    <w:bookmarkStart w:id="68" w:name="future-directions"/>
+    <w:bookmarkEnd w:id="70"/>
+    <w:bookmarkStart w:id="71" w:name="future-directions"/>
     <w:p>
       <w:pPr>
         <w:pStyle w:val="Heading2"/>
@@ -22173,9 +22260,9 @@
         <w:t xml:space="preserve">a concrete way to report that uncertainty.</w:t>
       </w:r>
     </w:p>
-    <w:bookmarkEnd w:id="68"/>
-    <w:bookmarkEnd w:id="69"/>
-    <w:bookmarkStart w:id="79" w:name="methods"/>
+    <w:bookmarkEnd w:id="71"/>
+    <w:bookmarkEnd w:id="72"/>
+    <w:bookmarkStart w:id="82" w:name="methods"/>
     <w:p>
       <w:pPr>
         <w:pStyle w:val="Heading1"/>
@@ -22193,7 +22280,7 @@
         <w:t xml:space="preserve">Methods</w:t>
       </w:r>
     </w:p>
-    <w:bookmarkStart w:id="71" w:name="design-battery-and-benchmark"/>
+    <w:bookmarkStart w:id="74" w:name="design-battery-and-benchmark"/>
     <w:p>
       <w:pPr>
         <w:pStyle w:val="Heading2"/>
@@ -22614,7 +22701,7 @@
         <w:t xml:space="preserve">classifications.</w:t>
       </w:r>
     </w:p>
-    <w:bookmarkStart w:id="70" w:name="tab:map"/>
+    <w:bookmarkStart w:id="73" w:name="tab:map"/>
     <w:p>
       <w:pPr>
         <w:pStyle w:val="TableCaption"/>
@@ -23856,7 +23943,7 @@
         </w:tc>
       </w:tr>
     </w:tbl>
-    <w:bookmarkEnd w:id="70"/>
+    <w:bookmarkEnd w:id="73"/>
     <w:p>
       <w:pPr>
         <w:pStyle w:val="BodyText"/>
@@ -23996,8 +24083,8 @@
         <w:t xml:space="preserve">.</w:t>
       </w:r>
     </w:p>
-    <w:bookmarkEnd w:id="71"/>
-    <w:bookmarkStart w:id="74" w:name="specification-grid-and-data-collection"/>
+    <w:bookmarkEnd w:id="74"/>
+    <w:bookmarkStart w:id="77" w:name="specification-grid-and-data-collection"/>
     <w:p>
       <w:pPr>
         <w:pStyle w:val="Heading2"/>
@@ -24435,7 +24522,7 @@
         <w:t xml:space="preserve">corpus and do not re-query any model.</w:t>
       </w:r>
     </w:p>
-    <w:bookmarkStart w:id="72" w:name="tab:models"/>
+    <w:bookmarkStart w:id="75" w:name="tab:models"/>
     <w:p>
       <w:pPr>
         <w:pStyle w:val="TableCaption"/>
@@ -24829,7 +24916,7 @@
         </w:tc>
       </w:tr>
     </w:tbl>
-    <w:bookmarkEnd w:id="72"/>
+    <w:bookmarkEnd w:id="75"/>
     <w:p>
       <w:pPr>
         <w:pStyle w:val="BodyText"/>
@@ -24943,7 +25030,7 @@
         <w:t xml:space="preserve">reasoning model is API-served, so its temperature and seed are request parameters, not self-hosted determinism.</w:t>
       </w:r>
     </w:p>
-    <w:bookmarkStart w:id="73" w:name="sec:methods-id"/>
+    <w:bookmarkStart w:id="76" w:name="sec:methods-id"/>
     <w:p>
       <w:pPr>
         <w:pStyle w:val="Heading4"/>
@@ -26248,9 +26335,9 @@
         <w:t xml:space="preserve">exact. The aliasing problem is confined to the specification axes among themselves.</w:t>
       </w:r>
     </w:p>
-    <w:bookmarkEnd w:id="73"/>
-    <w:bookmarkEnd w:id="74"/>
-    <w:bookmarkStart w:id="76" w:name="sec:methods-outcome"/>
+    <w:bookmarkEnd w:id="76"/>
+    <w:bookmarkEnd w:id="77"/>
+    <w:bookmarkStart w:id="79" w:name="sec:methods-outcome"/>
     <w:p>
       <w:pPr>
         <w:pStyle w:val="Heading2"/>
@@ -26328,7 +26415,7 @@
         <w:t xml:space="preserve">is computed on matched firm profiles and seeds.</w:t>
       </w:r>
     </w:p>
-    <w:bookmarkStart w:id="75" w:name="X991c5671c1e32c72e6d4df8f10c1b1112f41dab"/>
+    <w:bookmarkStart w:id="78" w:name="X991c5671c1e32c72e6d4df8f10c1b1112f41dab"/>
     <w:p>
       <w:pPr>
         <w:pStyle w:val="Heading4"/>
@@ -27683,9 +27770,9 @@
         <w:t xml:space="preserve">.</w:t>
       </w:r>
     </w:p>
-    <w:bookmarkEnd w:id="75"/>
-    <w:bookmarkEnd w:id="76"/>
-    <w:bookmarkStart w:id="77" w:name="real-firm-arm"/>
+    <w:bookmarkEnd w:id="78"/>
+    <w:bookmarkEnd w:id="79"/>
+    <w:bookmarkStart w:id="80" w:name="real-firm-arm"/>
     <w:p>
       <w:pPr>
         <w:pStyle w:val="Heading2"/>
@@ -27939,8 +28026,8 @@
         <w:t xml:space="preserve">primary comparison is stability across specifications.</w:t>
       </w:r>
     </w:p>
-    <w:bookmarkEnd w:id="77"/>
-    <w:bookmarkStart w:id="78" w:name="reproducibility"/>
+    <w:bookmarkEnd w:id="80"/>
+    <w:bookmarkStart w:id="81" w:name="reproducibility"/>
     <w:p>
       <w:pPr>
         <w:pStyle w:val="Heading2"/>
@@ -28002,9 +28089,9 @@
         <w:t xml:space="preserve">any result reported in this study.</w:t>
       </w:r>
     </w:p>
-    <w:bookmarkEnd w:id="78"/>
-    <w:bookmarkEnd w:id="79"/>
-    <w:bookmarkStart w:id="80" w:name="X1f74eb43af444059c7518034463b6c89b1cacf4"/>
+    <w:bookmarkEnd w:id="81"/>
+    <w:bookmarkEnd w:id="82"/>
+    <w:bookmarkStart w:id="83" w:name="X1f74eb43af444059c7518034463b6c89b1cacf4"/>
     <w:p>
       <w:pPr>
         <w:pStyle w:val="Heading1"/>
@@ -28069,8 +28156,8 @@
         <w:t xml:space="preserve">verified all such output and take full responsibility for the content.</w:t>
       </w:r>
     </w:p>
-    <w:bookmarkEnd w:id="80"/>
-    <w:bookmarkStart w:id="81" w:name="declaration-of-competing-interest"/>
+    <w:bookmarkEnd w:id="83"/>
+    <w:bookmarkStart w:id="84" w:name="declaration-of-competing-interest"/>
     <w:p>
       <w:pPr>
         <w:pStyle w:val="Heading1"/>
@@ -28087,8 +28174,8 @@
         <w:t xml:space="preserve">S.C. and R.C. each declare no competing interests.</w:t>
       </w:r>
     </w:p>
-    <w:bookmarkEnd w:id="81"/>
-    <w:bookmarkStart w:id="82" w:name="funding"/>
+    <w:bookmarkEnd w:id="84"/>
+    <w:bookmarkStart w:id="85" w:name="funding"/>
     <w:p>
       <w:pPr>
         <w:pStyle w:val="Heading1"/>
@@ -28105,8 +28192,8 @@
         <w:t xml:space="preserve">This research received no external funding.</w:t>
       </w:r>
     </w:p>
-    <w:bookmarkEnd w:id="82"/>
-    <w:bookmarkStart w:id="83" w:name="ethics"/>
+    <w:bookmarkEnd w:id="85"/>
+    <w:bookmarkStart w:id="86" w:name="ethics"/>
     <w:p>
       <w:pPr>
         <w:pStyle w:val="Heading1"/>
@@ -28165,8 +28252,8 @@
         <w:t xml:space="preserve">authors’ own model elicitations.</w:t>
       </w:r>
     </w:p>
-    <w:bookmarkEnd w:id="83"/>
-    <w:bookmarkStart w:id="84" w:name="data-availability"/>
+    <w:bookmarkEnd w:id="86"/>
+    <w:bookmarkStart w:id="87" w:name="data-availability"/>
     <w:p>
       <w:pPr>
         <w:pStyle w:val="Heading1"/>
@@ -28688,8 +28775,8 @@
         <w:t xml:space="preserve">company-facts XBRL) are publicly available through the SEC EDGAR system.</w:t>
       </w:r>
     </w:p>
-    <w:bookmarkEnd w:id="84"/>
-    <w:bookmarkStart w:id="85" w:name="references"/>
+    <w:bookmarkEnd w:id="87"/>
+    <w:bookmarkStart w:id="88" w:name="references"/>
     <w:p>
       <w:pPr>
         <w:pStyle w:val="Heading1"/>
@@ -29030,7 +29117,7 @@
         <w:t xml:space="preserve">Xie, Q., Han, W., Zhang, X., Lai, Y., Peng, M., Lopez-Lira, A., Huang, J., 2023. PIXIU: A large language model, instruction data and evaluation benchmark for finance, in: Advances in Neural Information Processing Systems (NeurIPS).</w:t>
       </w:r>
     </w:p>
-    <w:bookmarkEnd w:id="85"/>
+    <w:bookmarkEnd w:id="88"/>
     <w:sectPr>
       <w:footnotePr>
         <w:numRestart w:val="eachSect"/>

--- a/paper/manuscript_anonymous_tracked.docx
+++ b/paper/manuscript_anonymous_tracked.docx
@@ -1205,7 +1205,7 @@
         <w:t xml:space="preserve"> </w:t>
       </w:r>
       <w:r>
-        <w:t xml:space="preserve">(Section 6.3</w:t>
+        <w:t xml:space="preserve">(Section 6.2</w:t>
       </w:r>
       <w:r>
         <w:rPr>

--- a/paper/manuscript_anonymous_tracked.docx
+++ b/paper/manuscript_anonymous_tracked.docx
@@ -146,15 +146,6 @@
       </w:pPr>
       <w:r>
         <w:rPr>
-          <w:strike/>
-        </w:rPr>
-        <w:t xml:space="preserve">Score validated on held-out specs (ROC-AUC 0.94) gives a candidate operational model-risk control.</w:t>
-      </w:r>
-      <w:r>
-        <w:t xml:space="preserve"> </w:t>
-      </w:r>
-      <w:r>
-        <w:rPr>
           <w:highlight w:val="yellow"/>
         </w:rPr>
         <w:t xml:space="preserve">At the binary IG/HY gate, a dispersion index predicts held-out instability (ROC-AUC 0.94) but is ordinally equivalent to dissent count, so it is reported descriptively.</w:t>
@@ -201,7 +192,85 @@
         <w:pStyle w:val="FirstParagraph"/>
       </w:pPr>
       <w:r>
-        <w:t xml:space="preserve">large language models · credit ratings · specification-curve analysis · model risk · reproducibility · investment grade</w:t>
+        <w:rPr>
+          <w:highlight w:val="yellow"/>
+        </w:rPr>
+        <w:t xml:space="preserve">Large Language Models (LLMs)</w:t>
+      </w:r>
+      <w:r>
+        <w:t xml:space="preserve"> </w:t>
+      </w:r>
+      <w:r>
+        <w:t xml:space="preserve">·</w:t>
+      </w:r>
+      <w:r>
+        <w:t xml:space="preserve"> </w:t>
+      </w:r>
+      <w:r>
+        <w:rPr>
+          <w:highlight w:val="yellow"/>
+        </w:rPr>
+        <w:t xml:space="preserve">LLM Reliability</w:t>
+      </w:r>
+      <w:r>
+        <w:t xml:space="preserve"> </w:t>
+      </w:r>
+      <w:r>
+        <w:t xml:space="preserve">·</w:t>
+      </w:r>
+      <w:r>
+        <w:t xml:space="preserve"> </w:t>
+      </w:r>
+      <w:r>
+        <w:rPr>
+          <w:highlight w:val="yellow"/>
+        </w:rPr>
+        <w:t xml:space="preserve">Prompt Sensitivity</w:t>
+      </w:r>
+      <w:r>
+        <w:t xml:space="preserve"> </w:t>
+      </w:r>
+      <w:r>
+        <w:t xml:space="preserve">·</w:t>
+      </w:r>
+      <w:r>
+        <w:t xml:space="preserve"> </w:t>
+      </w:r>
+      <w:r>
+        <w:rPr>
+          <w:highlight w:val="yellow"/>
+        </w:rPr>
+        <w:t xml:space="preserve">Credit Risk Assessment</w:t>
+      </w:r>
+      <w:r>
+        <w:t xml:space="preserve"> </w:t>
+      </w:r>
+      <w:r>
+        <w:t xml:space="preserve">·</w:t>
+      </w:r>
+      <w:r>
+        <w:t xml:space="preserve"> </w:t>
+      </w:r>
+      <w:r>
+        <w:rPr>
+          <w:highlight w:val="yellow"/>
+        </w:rPr>
+        <w:t xml:space="preserve">Model Risk Management</w:t>
+      </w:r>
+      <w:r>
+        <w:t xml:space="preserve"> </w:t>
+      </w:r>
+      <w:r>
+        <w:t xml:space="preserve">·</w:t>
+      </w:r>
+      <w:r>
+        <w:t xml:space="preserve"> </w:t>
+      </w:r>
+      <w:r>
+        <w:rPr>
+          <w:highlight w:val="yellow"/>
+        </w:rPr>
+        <w:t xml:space="preserve">Specification-Curve Analysis</w:t>
       </w:r>
     </w:p>
     <w:bookmarkEnd w:id="11"/>
